--- a/resume/resume.docx
+++ b/resume/resume.docx
@@ -10,6 +10,7 @@
         </w:tabs>
         <w:spacing w:line="264" w:lineRule="auto"/>
         <w:rPr>
+          <w:rStyle w:val="None"/>
           <w:rFonts w:ascii="Georgia" w:cs="Georgia" w:hAnsi="Georgia" w:eastAsia="Georgia"/>
         </w:rPr>
       </w:pPr>
@@ -28,26 +29,155 @@
       <w:r>
         <w:rPr>
           <w:rFonts w:ascii="Georgia" w:cs="Georgia" w:hAnsi="Georgia" w:eastAsia="Georgia"/>
-          <w:rtl w:val="0"/>
         </w:rPr>
         <w:tab/>
-        <w:t xml:space="preserve"> Boston, 02125 </w:t>
-      </w:r>
-      <w:r>
-        <w:rPr>
+      </w:r>
+      <w:r>
+        <w:rPr>
+          <w:rStyle w:val="Hyperlink.0"/>
+        </w:rPr>
+        <w:fldChar w:fldCharType="begin" w:fldLock="0"/>
+      </w:r>
+      <w:r>
+        <w:rPr>
+          <w:rStyle w:val="Hyperlink.0"/>
+        </w:rPr>
+        <w:instrText xml:space="preserve"> HYPERLINK "mailto:jacobsamueltrock@gmail.com"</w:instrText>
+      </w:r>
+      <w:r>
+        <w:rPr>
+          <w:rStyle w:val="Hyperlink.0"/>
+        </w:rPr>
+        <w:fldChar w:fldCharType="separate" w:fldLock="0"/>
+      </w:r>
+      <w:r>
+        <w:rPr>
+          <w:rStyle w:val="Hyperlink.0"/>
+          <w:rtl w:val="0"/>
+          <w:lang w:val="en-US"/>
+        </w:rPr>
+        <w:t>jacobsamueltrock@gmail.com</w:t>
+      </w:r>
+      <w:r>
+        <w:rPr/>
+        <w:fldChar w:fldCharType="end" w:fldLock="0"/>
+      </w:r>
+      <w:r>
+        <w:rPr>
+          <w:rStyle w:val="None"/>
           <w:rFonts w:ascii="Georgia" w:hAnsi="Georgia" w:hint="default"/>
           <w:rtl w:val="0"/>
           <w:lang w:val="en-US"/>
         </w:rPr>
-        <w:t xml:space="preserve">• </w:t>
-      </w:r>
-      <w:r>
-        <w:rPr>
-          <w:rFonts w:ascii="Georgia" w:hAnsi="Georgia"/>
-          <w:rtl w:val="0"/>
-          <w:lang w:val="en-US"/>
-        </w:rPr>
-        <w:t>(203) 216-2725</w:t>
+        <w:t xml:space="preserve"> • </w:t>
+      </w:r>
+      <w:r>
+        <w:rPr>
+          <w:rStyle w:val="Hyperlink.0"/>
+        </w:rPr>
+        <w:fldChar w:fldCharType="begin" w:fldLock="0"/>
+      </w:r>
+      <w:r>
+        <w:rPr>
+          <w:rStyle w:val="Hyperlink.0"/>
+        </w:rPr>
+        <w:instrText xml:space="preserve"> HYPERLINK "https://www.linkedin.com/in/jake-trock"</w:instrText>
+      </w:r>
+      <w:r>
+        <w:rPr>
+          <w:rStyle w:val="Hyperlink.0"/>
+        </w:rPr>
+        <w:fldChar w:fldCharType="separate" w:fldLock="0"/>
+      </w:r>
+      <w:r>
+        <w:rPr>
+          <w:rStyle w:val="Hyperlink.0"/>
+          <w:rtl w:val="0"/>
+          <w:lang w:val="en-US"/>
+        </w:rPr>
+        <w:t>LinkedIn</w:t>
+      </w:r>
+      <w:r>
+        <w:rPr/>
+        <w:fldChar w:fldCharType="end" w:fldLock="0"/>
+      </w:r>
+      <w:r>
+        <w:rPr>
+          <w:rStyle w:val="None"/>
+          <w:rFonts w:ascii="Georgia" w:hAnsi="Georgia" w:hint="default"/>
+          <w:rtl w:val="0"/>
+          <w:lang w:val="en-US"/>
+        </w:rPr>
+        <w:t xml:space="preserve">  • </w:t>
+      </w:r>
+      <w:r>
+        <w:rPr>
+          <w:rStyle w:val="Hyperlink.0"/>
+        </w:rPr>
+        <w:fldChar w:fldCharType="begin" w:fldLock="0"/>
+      </w:r>
+      <w:r>
+        <w:rPr>
+          <w:rStyle w:val="Hyperlink.0"/>
+        </w:rPr>
+        <w:instrText xml:space="preserve"> HYPERLINK "https://github.com/jakeTrock"</w:instrText>
+      </w:r>
+      <w:r>
+        <w:rPr>
+          <w:rStyle w:val="Hyperlink.0"/>
+        </w:rPr>
+        <w:fldChar w:fldCharType="separate" w:fldLock="0"/>
+      </w:r>
+      <w:r>
+        <w:rPr>
+          <w:rStyle w:val="Hyperlink.0"/>
+          <w:rtl w:val="0"/>
+          <w:lang w:val="en-US"/>
+        </w:rPr>
+        <w:t>GitHub</w:t>
+      </w:r>
+      <w:r>
+        <w:rPr/>
+        <w:fldChar w:fldCharType="end" w:fldLock="0"/>
+      </w:r>
+      <w:r>
+        <w:rPr>
+          <w:rStyle w:val="None"/>
+          <w:rFonts w:ascii="Georgia" w:hAnsi="Georgia" w:hint="default"/>
+          <w:rtl w:val="0"/>
+          <w:lang w:val="en-US"/>
+        </w:rPr>
+        <w:t xml:space="preserve"> • </w:t>
+      </w:r>
+      <w:r>
+        <w:rPr>
+          <w:rStyle w:val="Hyperlink.0"/>
+        </w:rPr>
+        <w:fldChar w:fldCharType="begin" w:fldLock="0"/>
+      </w:r>
+      <w:r>
+        <w:rPr>
+          <w:rStyle w:val="Hyperlink.0"/>
+        </w:rPr>
+        <w:instrText xml:space="preserve"> HYPERLINK "https://jake.trock.com/"</w:instrText>
+      </w:r>
+      <w:r>
+        <w:rPr>
+          <w:rStyle w:val="Hyperlink.0"/>
+        </w:rPr>
+        <w:fldChar w:fldCharType="separate" w:fldLock="0"/>
+      </w:r>
+      <w:r>
+        <w:rPr>
+          <w:rStyle w:val="Hyperlink.0"/>
+          <w:rtl w:val="0"/>
+          <w:lang w:val="en-US"/>
+        </w:rPr>
+        <w:t>Site</w:t>
+      </w:r>
+      <w:r>
+        <w:rPr/>
+        <w:fldChar w:fldCharType="end" w:fldLock="0"/>
       </w:r>
     </w:p>
     <w:p>
@@ -60,164 +190,6 @@
           <w:rFonts w:ascii="Georgia" w:cs="Georgia" w:hAnsi="Georgia" w:eastAsia="Georgia"/>
         </w:rPr>
       </w:pPr>
-      <w:r>
-        <w:rPr>
-          <w:rStyle w:val="Hyperlink.0"/>
-        </w:rPr>
-        <w:fldChar w:fldCharType="begin" w:fldLock="0"/>
-      </w:r>
-      <w:r>
-        <w:rPr>
-          <w:rStyle w:val="Hyperlink.0"/>
-        </w:rPr>
-        <w:instrText xml:space="preserve"> HYPERLINK "mailto:jacobsamueltrock@gmail.com"</w:instrText>
-      </w:r>
-      <w:r>
-        <w:rPr>
-          <w:rStyle w:val="Hyperlink.0"/>
-        </w:rPr>
-        <w:fldChar w:fldCharType="separate" w:fldLock="0"/>
-      </w:r>
-      <w:r>
-        <w:rPr>
-          <w:rStyle w:val="Hyperlink.0"/>
-          <w:rtl w:val="0"/>
-          <w:lang w:val="en-US"/>
-        </w:rPr>
-        <w:t>jacobsamueltrock@gmail.com</w:t>
-      </w:r>
-      <w:r>
-        <w:rPr/>
-        <w:fldChar w:fldCharType="end" w:fldLock="0"/>
-      </w:r>
-      <w:r>
-        <w:rPr>
-          <w:rStyle w:val="None"/>
-          <w:rFonts w:ascii="Georgia" w:hAnsi="Georgia" w:hint="default"/>
-          <w:rtl w:val="0"/>
-          <w:lang w:val="en-US"/>
-        </w:rPr>
-        <w:t xml:space="preserve"> • </w:t>
-      </w:r>
-      <w:r>
-        <w:rPr>
-          <w:rStyle w:val="Hyperlink.0"/>
-        </w:rPr>
-        <w:fldChar w:fldCharType="begin" w:fldLock="0"/>
-      </w:r>
-      <w:r>
-        <w:rPr>
-          <w:rStyle w:val="Hyperlink.0"/>
-        </w:rPr>
-        <w:instrText xml:space="preserve"> HYPERLINK "https://www.linkedin.com/in/jake-trock"</w:instrText>
-      </w:r>
-      <w:r>
-        <w:rPr>
-          <w:rStyle w:val="Hyperlink.0"/>
-        </w:rPr>
-        <w:fldChar w:fldCharType="separate" w:fldLock="0"/>
-      </w:r>
-      <w:r>
-        <w:rPr>
-          <w:rStyle w:val="Hyperlink.0"/>
-          <w:rtl w:val="0"/>
-          <w:lang w:val="en-US"/>
-        </w:rPr>
-        <w:t>LinkedIn</w:t>
-      </w:r>
-      <w:r>
-        <w:rPr/>
-        <w:fldChar w:fldCharType="end" w:fldLock="0"/>
-      </w:r>
-      <w:r>
-        <w:rPr>
-          <w:rStyle w:val="None"/>
-          <w:rFonts w:ascii="Georgia" w:hAnsi="Georgia" w:hint="default"/>
-          <w:rtl w:val="0"/>
-          <w:lang w:val="en-US"/>
-        </w:rPr>
-        <w:t xml:space="preserve">  • </w:t>
-      </w:r>
-      <w:r>
-        <w:rPr>
-          <w:rStyle w:val="Hyperlink.0"/>
-        </w:rPr>
-        <w:fldChar w:fldCharType="begin" w:fldLock="0"/>
-      </w:r>
-      <w:r>
-        <w:rPr>
-          <w:rStyle w:val="Hyperlink.0"/>
-        </w:rPr>
-        <w:instrText xml:space="preserve"> HYPERLINK "https://github.com/jakeTrock"</w:instrText>
-      </w:r>
-      <w:r>
-        <w:rPr>
-          <w:rStyle w:val="Hyperlink.0"/>
-        </w:rPr>
-        <w:fldChar w:fldCharType="separate" w:fldLock="0"/>
-      </w:r>
-      <w:r>
-        <w:rPr>
-          <w:rStyle w:val="Hyperlink.0"/>
-          <w:rtl w:val="0"/>
-          <w:lang w:val="en-US"/>
-        </w:rPr>
-        <w:t>GitHub</w:t>
-      </w:r>
-      <w:r>
-        <w:rPr/>
-        <w:fldChar w:fldCharType="end" w:fldLock="0"/>
-      </w:r>
-      <w:r>
-        <w:rPr>
-          <w:rStyle w:val="None"/>
-          <w:rFonts w:ascii="Georgia" w:hAnsi="Georgia" w:hint="default"/>
-          <w:rtl w:val="0"/>
-          <w:lang w:val="en-US"/>
-        </w:rPr>
-        <w:t xml:space="preserve"> • </w:t>
-      </w:r>
-      <w:r>
-        <w:rPr>
-          <w:rStyle w:val="Hyperlink.0"/>
-        </w:rPr>
-        <w:fldChar w:fldCharType="begin" w:fldLock="0"/>
-      </w:r>
-      <w:r>
-        <w:rPr>
-          <w:rStyle w:val="Hyperlink.0"/>
-        </w:rPr>
-        <w:instrText xml:space="preserve"> HYPERLINK "https://jake.trock.com/"</w:instrText>
-      </w:r>
-      <w:r>
-        <w:rPr>
-          <w:rStyle w:val="Hyperlink.0"/>
-        </w:rPr>
-        <w:fldChar w:fldCharType="separate" w:fldLock="0"/>
-      </w:r>
-      <w:r>
-        <w:rPr>
-          <w:rStyle w:val="Hyperlink.0"/>
-          <w:rtl w:val="0"/>
-          <w:lang w:val="en-US"/>
-        </w:rPr>
-        <w:t>Site</w:t>
-      </w:r>
-      <w:r>
-        <w:rPr/>
-        <w:fldChar w:fldCharType="end" w:fldLock="0"/>
-      </w:r>
-    </w:p>
-    <w:p>
-      <w:pPr>
-        <w:pStyle w:val="LO-normal"/>
-        <w:spacing w:line="264" w:lineRule="auto"/>
-        <w:jc w:val="right"/>
-        <w:rPr>
-          <w:rStyle w:val="None"/>
-          <w:rFonts w:ascii="Georgia" w:cs="Georgia" w:hAnsi="Georgia" w:eastAsia="Georgia"/>
-        </w:rPr>
-      </w:pPr>
     </w:p>
     <w:p>
       <w:pPr>
@@ -253,13 +225,13 @@
       </w:pPr>
       <w:r>
         <w:rPr>
-          <w:rStyle w:val="None"/>
+          <w:rStyle w:val="None A"/>
         </w:rPr>
         <mc:AlternateContent>
           <mc:Choice Requires="wps">
             <w:drawing xmlns:a="http://schemas.openxmlformats.org/drawingml/2006/main">
               <wp:inline distT="0" distB="0" distL="0" distR="0">
-                <wp:extent cx="6390737" cy="19050"/>
+                <wp:extent cx="6390738" cy="19050"/>
                 <wp:effectExtent l="0" t="0" r="0" b="0"/>
                 <wp:docPr id="1073741826" name="officeArt object" descr="Shape1"/>
                 <wp:cNvGraphicFramePr/>
@@ -270,7 +242,7 @@
                       <wps:spPr>
                         <a:xfrm>
                           <a:off x="0" y="0"/>
-                          <a:ext cx="6390737" cy="19050"/>
+                          <a:ext cx="6390738" cy="19050"/>
                         </a:xfrm>
                         <a:prstGeom prst="rect">
                           <a:avLst/>
@@ -349,6 +321,22 @@
       <w:r>
         <w:rPr>
           <w:rStyle w:val="None"/>
+          <w:rFonts w:ascii="Georgia" w:hAnsi="Georgia"/>
+          <w:b w:val="1"/>
+          <w:bCs w:val="1"/>
+          <w:i w:val="1"/>
+          <w:iCs w:val="1"/>
+          <w:sz w:val="24"/>
+          <w:szCs w:val="24"/>
+          <w:u w:val="single"/>
+          <w:rtl w:val="0"/>
+          <w:lang w:val="en-US"/>
+        </w:rPr>
+        <w:t xml:space="preserve">. </w:t>
+      </w:r>
+      <w:r>
+        <w:rPr>
+          <w:rStyle w:val="None"/>
           <w:rFonts w:ascii="Georgia" w:cs="Georgia" w:hAnsi="Georgia" w:eastAsia="Georgia"/>
           <w:b w:val="1"/>
           <w:bCs w:val="1"/>
@@ -432,7 +420,23 @@
           <w:rtl w:val="0"/>
           <w:lang w:val="en-US"/>
         </w:rPr>
-        <w:t xml:space="preserve">Work Experience           </w:t>
+        <w:t>Work Experience</w:t>
+      </w:r>
+      <w:r>
+        <w:rPr>
+          <w:rStyle w:val="None"/>
+          <w:rFonts w:ascii="Georgia" w:hAnsi="Georgia"/>
+          <w:b w:val="1"/>
+          <w:bCs w:val="1"/>
+          <w:i w:val="1"/>
+          <w:iCs w:val="1"/>
+          <w:sz w:val="24"/>
+          <w:szCs w:val="24"/>
+          <w:u w:val="single"/>
+          <w:rtl w:val="0"/>
+          <w:lang w:val="en-US"/>
+        </w:rPr>
+        <w:t xml:space="preserve">. </w:t>
       </w:r>
     </w:p>
     <w:p>
@@ -458,84 +462,9 @@
           <w:rtl w:val="0"/>
           <w:lang w:val="en-US"/>
         </w:rPr>
-        <w:t>Osmosis AI</w:t>
-      </w:r>
-      <w:r>
-        <w:rPr>
-          <w:rStyle w:val="None"/>
-          <w:rFonts w:ascii="Georgia" w:hAnsi="Georgia"/>
-          <w:b w:val="1"/>
-          <w:bCs w:val="1"/>
-          <w:rtl w:val="0"/>
-          <w:lang w:val="en-US"/>
-        </w:rPr>
-        <w:t xml:space="preserve">, </w:t>
-      </w:r>
-      <w:r>
-        <w:rPr>
-          <w:rStyle w:val="None"/>
-          <w:rFonts w:ascii="Georgia" w:hAnsi="Georgia"/>
-          <w:b w:val="1"/>
-          <w:bCs w:val="1"/>
-          <w:rtl w:val="0"/>
-          <w:lang w:val="en-US"/>
-        </w:rPr>
-        <w:t>San Francisco, California</w:t>
-      </w:r>
-      <w:r>
-        <w:rPr>
-          <w:rStyle w:val="None"/>
-          <w:rFonts w:ascii="Georgia" w:cs="Georgia" w:hAnsi="Georgia" w:eastAsia="Georgia"/>
-          <w:b w:val="1"/>
-          <w:bCs w:val="1"/>
-          <w:rtl w:val="0"/>
-        </w:rPr>
+        <w:t>Osmosis AI, San Francisco, California</w:t>
         <w:tab/>
-        <w:t>0</w:t>
-      </w:r>
-      <w:r>
-        <w:rPr>
-          <w:rStyle w:val="None"/>
-          <w:rFonts w:ascii="Georgia" w:hAnsi="Georgia"/>
-          <w:b w:val="1"/>
-          <w:bCs w:val="1"/>
-          <w:rtl w:val="0"/>
-          <w:lang w:val="en-US"/>
-        </w:rPr>
-        <w:t>1</w:t>
-      </w:r>
-      <w:r>
-        <w:rPr>
-          <w:rStyle w:val="None"/>
-          <w:rFonts w:ascii="Georgia" w:hAnsi="Georgia"/>
-          <w:b w:val="1"/>
-          <w:bCs w:val="1"/>
-          <w:rtl w:val="0"/>
-          <w:lang w:val="en-US"/>
-        </w:rPr>
-        <w:t>/202</w:t>
-      </w:r>
-      <w:r>
-        <w:rPr>
-          <w:rStyle w:val="None"/>
-          <w:rFonts w:ascii="Georgia" w:hAnsi="Georgia"/>
-          <w:b w:val="1"/>
-          <w:bCs w:val="1"/>
-          <w:rtl w:val="0"/>
-          <w:lang w:val="en-US"/>
-        </w:rPr>
-        <w:t>5</w:t>
-      </w:r>
-      <w:r>
-        <w:rPr>
-          <w:rStyle w:val="None"/>
-          <w:rFonts w:ascii="Georgia" w:hAnsi="Georgia"/>
-          <w:b w:val="1"/>
-          <w:bCs w:val="1"/>
-          <w:rtl w:val="0"/>
-          <w:lang w:val="en-US"/>
-        </w:rPr>
-        <w:t>-present</w:t>
+        <w:t>01/2025-present</w:t>
       </w:r>
     </w:p>
     <w:p>
@@ -591,7 +520,45 @@
             </w14:solidFill>
           </w14:textFill>
         </w:rPr>
-        <w:t xml:space="preserve">for a YC w25 company working on customizing AI </w:t>
+        <w:t xml:space="preserve">for a YC w25 company working on </w:t>
+      </w:r>
+      <w:r>
+        <w:rPr>
+          <w:rStyle w:val="None"/>
+          <w:rFonts w:ascii="Georgia" w:hAnsi="Georgia"/>
+          <w:i w:val="1"/>
+          <w:iCs w:val="1"/>
+          <w:outline w:val="0"/>
+          <w:color w:val="666666"/>
+          <w:u w:color="666666"/>
+          <w:rtl w:val="0"/>
+          <w:lang w:val="en-US"/>
+          <w14:textFill>
+            <w14:solidFill>
+              <w14:srgbClr w14:val="666666"/>
+            </w14:solidFill>
+          </w14:textFill>
+        </w:rPr>
+        <w:t>realtime learning in</w:t>
+      </w:r>
+      <w:r>
+        <w:rPr>
+          <w:rStyle w:val="None"/>
+          <w:rFonts w:ascii="Georgia" w:hAnsi="Georgia"/>
+          <w:i w:val="1"/>
+          <w:iCs w:val="1"/>
+          <w:outline w:val="0"/>
+          <w:color w:val="666666"/>
+          <w:u w:color="666666"/>
+          <w:rtl w:val="0"/>
+          <w:lang w:val="en-US"/>
+          <w14:textFill>
+            <w14:solidFill>
+              <w14:srgbClr w14:val="666666"/>
+            </w14:solidFill>
+          </w14:textFill>
+        </w:rPr>
+        <w:t xml:space="preserve"> AI </w:t>
       </w:r>
       <w:r>
         <w:rPr>
@@ -622,16 +589,16 @@
           <w:rtl w:val="0"/>
           <w:lang w:val="en-US"/>
         </w:rPr>
-        <w:t xml:space="preserve">    •</w:t>
-      </w:r>
-      <w:r>
-        <w:rPr>
-          <w:rStyle w:val="None"/>
-          <w:rFonts w:ascii="Georgia" w:hAnsi="Georgia"/>
-          <w:rtl w:val="0"/>
-          <w:lang w:val="en-US"/>
-        </w:rPr>
-        <w:t xml:space="preserve"> Stealth.</w:t>
+        <w:t xml:space="preserve">    • </w:t>
+      </w:r>
+      <w:r>
+        <w:rPr>
+          <w:rStyle w:val="None"/>
+          <w:rFonts w:ascii="Georgia" w:hAnsi="Georgia"/>
+          <w:rtl w:val="0"/>
+          <w:lang w:val="en-US"/>
+        </w:rPr>
+        <w:t>Stealth.</w:t>
       </w:r>
       <w:r>
         <w:rPr>
@@ -651,18 +618,7 @@
         </w:rPr>
         <w:t>DataLucent Technologies, Cambridge MA</w:t>
         <w:tab/>
-        <w:t>05/2024-</w:t>
-      </w:r>
-      <w:r>
-        <w:rPr>
-          <w:rStyle w:val="None"/>
-          <w:rFonts w:ascii="Georgia" w:hAnsi="Georgia"/>
-          <w:b w:val="1"/>
-          <w:bCs w:val="1"/>
-          <w:rtl w:val="0"/>
-          <w:lang w:val="en-US"/>
-        </w:rPr>
-        <w:t>01/2025</w:t>
+        <w:t>05/2024-01/2025</w:t>
       </w:r>
     </w:p>
     <w:p>
@@ -1513,7 +1469,39 @@
           <w:rtl w:val="0"/>
           <w:lang w:val="en-US"/>
         </w:rPr>
-        <w:t xml:space="preserve">Education                                   </w:t>
+        <w:t>Education</w:t>
+      </w:r>
+      <w:r>
+        <w:rPr>
+          <w:rStyle w:val="None"/>
+          <w:rFonts w:ascii="Georgia" w:hAnsi="Georgia"/>
+          <w:b w:val="1"/>
+          <w:bCs w:val="1"/>
+          <w:i w:val="1"/>
+          <w:iCs w:val="1"/>
+          <w:sz w:val="24"/>
+          <w:szCs w:val="24"/>
+          <w:u w:val="single"/>
+          <w:rtl w:val="0"/>
+          <w:lang w:val="en-US"/>
+        </w:rPr>
+        <w:t xml:space="preserve">. </w:t>
+      </w:r>
+      <w:r>
+        <w:rPr>
+          <w:rStyle w:val="None"/>
+          <w:rFonts w:ascii="Georgia" w:hAnsi="Georgia"/>
+          <w:b w:val="1"/>
+          <w:bCs w:val="1"/>
+          <w:i w:val="1"/>
+          <w:iCs w:val="1"/>
+          <w:sz w:val="24"/>
+          <w:szCs w:val="24"/>
+          <w:u w:val="single"/>
+          <w:rtl w:val="0"/>
+          <w:lang w:val="en-US"/>
+        </w:rPr>
+        <w:t xml:space="preserve">                                   </w:t>
       </w:r>
     </w:p>
     <w:p>
@@ -1673,7 +1661,7 @@
             </w14:solidFill>
           </w14:textFill>
         </w:rPr>
-        <w:t xml:space="preserve">Personal Endeavours     </w:t>
+        <w:t>Personal Endeavours</w:t>
       </w:r>
       <w:r>
         <w:rPr>
@@ -1685,8 +1673,8 @@
           <w:iCs w:val="1"/>
           <w:outline w:val="0"/>
           <w:color w:val="000000"/>
-          <w:sz w:val="26"/>
-          <w:szCs w:val="26"/>
+          <w:sz w:val="24"/>
+          <w:szCs w:val="24"/>
           <w:u w:val="single" w:color="000000"/>
           <w:rtl w:val="0"/>
           <w:lang w:val="en-US"/>
@@ -1696,7 +1684,7 @@
             </w14:solidFill>
           </w14:textFill>
         </w:rPr>
-        <w:t xml:space="preserve"> </w:t>
+        <w:t xml:space="preserve">. </w:t>
       </w:r>
     </w:p>
     <w:p>
@@ -1763,24 +1751,12 @@
     <w:p>
       <w:pPr>
         <w:pStyle w:val="LO-normal"/>
-        <w:tabs>
-          <w:tab w:val="right" w:pos="9360"/>
-        </w:tabs>
+        <w:numPr>
+          <w:ilvl w:val="0"/>
+          <w:numId w:val="2"/>
+        </w:numPr>
         <w:spacing w:line="264" w:lineRule="auto"/>
-        <w:rPr>
-          <w:rStyle w:val="None"/>
-          <w:rFonts w:ascii="Georgia" w:cs="Georgia" w:hAnsi="Georgia" w:eastAsia="Georgia"/>
-        </w:rPr>
-      </w:pPr>
-      <w:r>
-        <w:rPr>
-          <w:rStyle w:val="None"/>
-          <w:rFonts w:ascii="Georgia" w:hAnsi="Georgia" w:hint="default"/>
-          <w:rtl w:val="0"/>
-          <w:lang w:val="en-US"/>
-        </w:rPr>
-        <w:t xml:space="preserve">• </w:t>
-      </w:r>
+      </w:pPr>
       <w:r>
         <w:rPr>
           <w:rStyle w:val="Hyperlink.0"/>
@@ -1791,7 +1767,7 @@
         <w:rPr>
           <w:rStyle w:val="Hyperlink.0"/>
         </w:rPr>
-        <w:instrText xml:space="preserve"> HYPERLINK "https://github.com/jakeTrock/zome"</w:instrText>
+        <w:instrText xml:space="preserve"> HYPERLINK "https://paracordchat.com/"</w:instrText>
       </w:r>
       <w:r>
         <w:rPr>
@@ -1805,7 +1781,7 @@
           <w:rtl w:val="0"/>
           <w:lang w:val="en-US"/>
         </w:rPr>
-        <w:t>Zome</w:t>
+        <w:t>Paracord</w:t>
       </w:r>
       <w:r>
         <w:rPr/>
@@ -1818,118 +1794,21 @@
           <w:rtl w:val="0"/>
           <w:lang w:val="en-US"/>
         </w:rPr>
-        <w:t>: A distributed filesystem/db/os for embedded devices written in go</w:t>
+        <w:t xml:space="preserve"> A high-security ephemeral chat program that operates entirely in the browser </w:t>
       </w:r>
     </w:p>
     <w:p>
       <w:pPr>
         <w:pStyle w:val="LO-normal"/>
-        <w:tabs>
-          <w:tab w:val="right" w:pos="9360"/>
-        </w:tabs>
+        <w:numPr>
+          <w:ilvl w:val="0"/>
+          <w:numId w:val="2"/>
+        </w:numPr>
         <w:spacing w:line="264" w:lineRule="auto"/>
         <w:rPr>
-          <w:rStyle w:val="None"/>
-          <w:rFonts w:ascii="Georgia" w:cs="Georgia" w:hAnsi="Georgia" w:eastAsia="Georgia"/>
-        </w:rPr>
-      </w:pPr>
-      <w:r>
-        <w:rPr>
-          <w:rStyle w:val="None"/>
-          <w:rFonts w:ascii="Georgia" w:hAnsi="Georgia" w:hint="default"/>
-          <w:rtl w:val="0"/>
-          <w:lang w:val="en-US"/>
-        </w:rPr>
-        <w:t xml:space="preserve">• </w:t>
-      </w:r>
-      <w:r>
-        <w:rPr>
-          <w:rStyle w:val="Hyperlink.0"/>
-        </w:rPr>
-        <w:fldChar w:fldCharType="begin" w:fldLock="0"/>
-      </w:r>
-      <w:r>
-        <w:rPr>
-          <w:rStyle w:val="Hyperlink.0"/>
-        </w:rPr>
-        <w:instrText xml:space="preserve"> HYPERLINK "https://paracordchat.com/"</w:instrText>
-      </w:r>
-      <w:r>
-        <w:rPr>
-          <w:rStyle w:val="Hyperlink.0"/>
-        </w:rPr>
-        <w:fldChar w:fldCharType="separate" w:fldLock="0"/>
-      </w:r>
-      <w:r>
-        <w:rPr>
-          <w:rStyle w:val="Hyperlink.0"/>
-          <w:rtl w:val="0"/>
-          <w:lang w:val="en-US"/>
-        </w:rPr>
-        <w:t>Paracord</w:t>
-      </w:r>
-      <w:r>
-        <w:rPr/>
-        <w:fldChar w:fldCharType="end" w:fldLock="0"/>
-      </w:r>
-      <w:r>
-        <w:rPr>
-          <w:rStyle w:val="None"/>
-          <w:rFonts w:ascii="Georgia" w:hAnsi="Georgia"/>
-          <w:rtl w:val="0"/>
-          <w:lang w:val="en-US"/>
-        </w:rPr>
-        <w:t xml:space="preserve"> A high-security ephemeral chat program that operates entirely in the browser </w:t>
-      </w:r>
-    </w:p>
-    <w:p>
-      <w:pPr>
-        <w:pStyle w:val="LO-normal"/>
-        <w:tabs>
-          <w:tab w:val="right" w:pos="9360"/>
-        </w:tabs>
-        <w:spacing w:line="264" w:lineRule="auto"/>
-        <w:rPr>
-          <w:rStyle w:val="None"/>
-          <w:rFonts w:ascii="Georgia" w:cs="Georgia" w:hAnsi="Georgia" w:eastAsia="Georgia"/>
-        </w:rPr>
-      </w:pPr>
-      <w:r>
-        <w:rPr>
-          <w:rStyle w:val="None"/>
-          <w:rFonts w:ascii="Georgia" w:hAnsi="Georgia" w:hint="default"/>
-          <w:rtl w:val="0"/>
-          <w:lang w:val="en-US"/>
-        </w:rPr>
-        <w:t xml:space="preserve">• </w:t>
-      </w:r>
-      <w:r>
-        <w:rPr>
-          <w:rStyle w:val="None"/>
-          <w:rFonts w:ascii="Georgia" w:hAnsi="Georgia"/>
-          <w:rtl w:val="0"/>
-          <w:lang w:val="en-US"/>
-        </w:rPr>
-        <w:t>Nebulous Systems: Cloud-portable SaaS, built out billing systems, backend (2022)</w:t>
-      </w:r>
-    </w:p>
-    <w:p>
-      <w:pPr>
-        <w:pStyle w:val="LO-normal"/>
-        <w:tabs>
-          <w:tab w:val="right" w:pos="9360"/>
-        </w:tabs>
-        <w:spacing w:line="264" w:lineRule="auto"/>
-      </w:pPr>
-      <w:r>
-        <w:rPr>
-          <w:rStyle w:val="None"/>
-          <w:rFonts w:ascii="Georgia" w:hAnsi="Georgia" w:hint="default"/>
-          <w:rtl w:val="0"/>
-          <w:lang w:val="en-US"/>
-        </w:rPr>
-        <w:t xml:space="preserve">• </w:t>
-      </w:r>
+          <w:lang w:val="en-US"/>
+        </w:rPr>
+      </w:pPr>
       <w:r>
         <w:rPr>
           <w:rStyle w:val="None"/>
@@ -2052,6 +1931,286 @@
     <w:r/>
   </w:p>
 </w:hdr>
+</file>
+
+<file path=word/numbering.xml><?xml version="1.0" encoding="utf-8"?>
+<w:numbering xmlns:w="http://schemas.openxmlformats.org/wordprocessingml/2006/main" xmlns:wp="http://schemas.openxmlformats.org/drawingml/2006/wordprocessingDrawing" xmlns:w14="http://schemas.microsoft.com/office/word/2010/wordml" xmlns:r="http://schemas.openxmlformats.org/officeDocument/2006/relationships" xmlns:v="urn:schemas-microsoft-com:vml" xmlns:o="urn:schemas-microsoft-com:office:office">
+  <w:abstractNum w:abstractNumId="0">
+    <w:multiLevelType w:val="hybridMultilevel"/>
+    <w:numStyleLink w:val="Bullets"/>
+  </w:abstractNum>
+  <w:abstractNum w:abstractNumId="1">
+    <w:multiLevelType w:val="hybridMultilevel"/>
+    <w:styleLink w:val="Bullets"/>
+    <w:lvl w:ilvl="0">
+      <w:start w:val="1"/>
+      <w:numFmt w:val="bullet"/>
+      <w:suff w:val="tab"/>
+      <w:lvlText w:val="•"/>
+      <w:lvlJc w:val="left"/>
+      <w:pPr>
+        <w:tabs>
+          <w:tab w:val="right" w:pos="9360"/>
+        </w:tabs>
+        <w:ind w:left="174" w:hanging="174"/>
+      </w:pPr>
+      <w:rPr>
+        <w:rFonts w:hAnsi="Arial Unicode MS"/>
+        <w:caps w:val="0"/>
+        <w:smallCaps w:val="0"/>
+        <w:strike w:val="0"/>
+        <w:dstrike w:val="0"/>
+        <w:outline w:val="0"/>
+        <w:emboss w:val="0"/>
+        <w:imprint w:val="0"/>
+        <w:spacing w:val="0"/>
+        <w:w w:val="100"/>
+        <w:kern w:val="0"/>
+        <w:position w:val="0"/>
+        <w:highlight w:val="none"/>
+        <w:vertAlign w:val="baseline"/>
+      </w:rPr>
+    </w:lvl>
+    <w:lvl w:ilvl="1">
+      <w:start w:val="1"/>
+      <w:numFmt w:val="bullet"/>
+      <w:suff w:val="tab"/>
+      <w:lvlText w:val="•"/>
+      <w:lvlJc w:val="left"/>
+      <w:pPr>
+        <w:tabs>
+          <w:tab w:val="right" w:pos="9360"/>
+        </w:tabs>
+        <w:ind w:left="774" w:hanging="174"/>
+      </w:pPr>
+      <w:rPr>
+        <w:rFonts w:hAnsi="Arial Unicode MS"/>
+        <w:caps w:val="0"/>
+        <w:smallCaps w:val="0"/>
+        <w:strike w:val="0"/>
+        <w:dstrike w:val="0"/>
+        <w:outline w:val="0"/>
+        <w:emboss w:val="0"/>
+        <w:imprint w:val="0"/>
+        <w:spacing w:val="0"/>
+        <w:w w:val="100"/>
+        <w:kern w:val="0"/>
+        <w:position w:val="0"/>
+        <w:highlight w:val="none"/>
+        <w:vertAlign w:val="baseline"/>
+      </w:rPr>
+    </w:lvl>
+    <w:lvl w:ilvl="2">
+      <w:start w:val="1"/>
+      <w:numFmt w:val="bullet"/>
+      <w:suff w:val="tab"/>
+      <w:lvlText w:val="•"/>
+      <w:lvlJc w:val="left"/>
+      <w:pPr>
+        <w:tabs>
+          <w:tab w:val="right" w:pos="9360"/>
+        </w:tabs>
+        <w:ind w:left="1374" w:hanging="174"/>
+      </w:pPr>
+      <w:rPr>
+        <w:rFonts w:hAnsi="Arial Unicode MS"/>
+        <w:caps w:val="0"/>
+        <w:smallCaps w:val="0"/>
+        <w:strike w:val="0"/>
+        <w:dstrike w:val="0"/>
+        <w:outline w:val="0"/>
+        <w:emboss w:val="0"/>
+        <w:imprint w:val="0"/>
+        <w:spacing w:val="0"/>
+        <w:w w:val="100"/>
+        <w:kern w:val="0"/>
+        <w:position w:val="0"/>
+        <w:highlight w:val="none"/>
+        <w:vertAlign w:val="baseline"/>
+      </w:rPr>
+    </w:lvl>
+    <w:lvl w:ilvl="3">
+      <w:start w:val="1"/>
+      <w:numFmt w:val="bullet"/>
+      <w:suff w:val="tab"/>
+      <w:lvlText w:val="•"/>
+      <w:lvlJc w:val="left"/>
+      <w:pPr>
+        <w:tabs>
+          <w:tab w:val="right" w:pos="9360"/>
+        </w:tabs>
+        <w:ind w:left="1974" w:hanging="174"/>
+      </w:pPr>
+      <w:rPr>
+        <w:rFonts w:hAnsi="Arial Unicode MS"/>
+        <w:caps w:val="0"/>
+        <w:smallCaps w:val="0"/>
+        <w:strike w:val="0"/>
+        <w:dstrike w:val="0"/>
+        <w:outline w:val="0"/>
+        <w:emboss w:val="0"/>
+        <w:imprint w:val="0"/>
+        <w:spacing w:val="0"/>
+        <w:w w:val="100"/>
+        <w:kern w:val="0"/>
+        <w:position w:val="0"/>
+        <w:highlight w:val="none"/>
+        <w:vertAlign w:val="baseline"/>
+      </w:rPr>
+    </w:lvl>
+    <w:lvl w:ilvl="4">
+      <w:start w:val="1"/>
+      <w:numFmt w:val="bullet"/>
+      <w:suff w:val="tab"/>
+      <w:lvlText w:val="•"/>
+      <w:lvlJc w:val="left"/>
+      <w:pPr>
+        <w:tabs>
+          <w:tab w:val="right" w:pos="9360"/>
+        </w:tabs>
+        <w:ind w:left="2574" w:hanging="174"/>
+      </w:pPr>
+      <w:rPr>
+        <w:rFonts w:hAnsi="Arial Unicode MS"/>
+        <w:caps w:val="0"/>
+        <w:smallCaps w:val="0"/>
+        <w:strike w:val="0"/>
+        <w:dstrike w:val="0"/>
+        <w:outline w:val="0"/>
+        <w:emboss w:val="0"/>
+        <w:imprint w:val="0"/>
+        <w:spacing w:val="0"/>
+        <w:w w:val="100"/>
+        <w:kern w:val="0"/>
+        <w:position w:val="0"/>
+        <w:highlight w:val="none"/>
+        <w:vertAlign w:val="baseline"/>
+      </w:rPr>
+    </w:lvl>
+    <w:lvl w:ilvl="5">
+      <w:start w:val="1"/>
+      <w:numFmt w:val="bullet"/>
+      <w:suff w:val="tab"/>
+      <w:lvlText w:val="•"/>
+      <w:lvlJc w:val="left"/>
+      <w:pPr>
+        <w:tabs>
+          <w:tab w:val="right" w:pos="9360"/>
+        </w:tabs>
+        <w:ind w:left="3174" w:hanging="174"/>
+      </w:pPr>
+      <w:rPr>
+        <w:rFonts w:hAnsi="Arial Unicode MS"/>
+        <w:caps w:val="0"/>
+        <w:smallCaps w:val="0"/>
+        <w:strike w:val="0"/>
+        <w:dstrike w:val="0"/>
+        <w:outline w:val="0"/>
+        <w:emboss w:val="0"/>
+        <w:imprint w:val="0"/>
+        <w:spacing w:val="0"/>
+        <w:w w:val="100"/>
+        <w:kern w:val="0"/>
+        <w:position w:val="0"/>
+        <w:highlight w:val="none"/>
+        <w:vertAlign w:val="baseline"/>
+      </w:rPr>
+    </w:lvl>
+    <w:lvl w:ilvl="6">
+      <w:start w:val="1"/>
+      <w:numFmt w:val="bullet"/>
+      <w:suff w:val="tab"/>
+      <w:lvlText w:val="•"/>
+      <w:lvlJc w:val="left"/>
+      <w:pPr>
+        <w:tabs>
+          <w:tab w:val="right" w:pos="9360"/>
+        </w:tabs>
+        <w:ind w:left="3774" w:hanging="174"/>
+      </w:pPr>
+      <w:rPr>
+        <w:rFonts w:hAnsi="Arial Unicode MS"/>
+        <w:caps w:val="0"/>
+        <w:smallCaps w:val="0"/>
+        <w:strike w:val="0"/>
+        <w:dstrike w:val="0"/>
+        <w:outline w:val="0"/>
+        <w:emboss w:val="0"/>
+        <w:imprint w:val="0"/>
+        <w:spacing w:val="0"/>
+        <w:w w:val="100"/>
+        <w:kern w:val="0"/>
+        <w:position w:val="0"/>
+        <w:highlight w:val="none"/>
+        <w:vertAlign w:val="baseline"/>
+      </w:rPr>
+    </w:lvl>
+    <w:lvl w:ilvl="7">
+      <w:start w:val="1"/>
+      <w:numFmt w:val="bullet"/>
+      <w:suff w:val="tab"/>
+      <w:lvlText w:val="•"/>
+      <w:lvlJc w:val="left"/>
+      <w:pPr>
+        <w:tabs>
+          <w:tab w:val="right" w:pos="9360"/>
+        </w:tabs>
+        <w:ind w:left="4374" w:hanging="174"/>
+      </w:pPr>
+      <w:rPr>
+        <w:rFonts w:hAnsi="Arial Unicode MS"/>
+        <w:caps w:val="0"/>
+        <w:smallCaps w:val="0"/>
+        <w:strike w:val="0"/>
+        <w:dstrike w:val="0"/>
+        <w:outline w:val="0"/>
+        <w:emboss w:val="0"/>
+        <w:imprint w:val="0"/>
+        <w:spacing w:val="0"/>
+        <w:w w:val="100"/>
+        <w:kern w:val="0"/>
+        <w:position w:val="0"/>
+        <w:highlight w:val="none"/>
+        <w:vertAlign w:val="baseline"/>
+      </w:rPr>
+    </w:lvl>
+    <w:lvl w:ilvl="8">
+      <w:start w:val="1"/>
+      <w:numFmt w:val="bullet"/>
+      <w:suff w:val="tab"/>
+      <w:lvlText w:val="•"/>
+      <w:lvlJc w:val="left"/>
+      <w:pPr>
+        <w:tabs>
+          <w:tab w:val="right" w:pos="9360"/>
+        </w:tabs>
+        <w:ind w:left="4974" w:hanging="174"/>
+      </w:pPr>
+      <w:rPr>
+        <w:rFonts w:hAnsi="Arial Unicode MS"/>
+        <w:caps w:val="0"/>
+        <w:smallCaps w:val="0"/>
+        <w:strike w:val="0"/>
+        <w:dstrike w:val="0"/>
+        <w:outline w:val="0"/>
+        <w:emboss w:val="0"/>
+        <w:imprint w:val="0"/>
+        <w:spacing w:val="0"/>
+        <w:w w:val="100"/>
+        <w:kern w:val="0"/>
+        <w:position w:val="0"/>
+        <w:highlight w:val="none"/>
+        <w:vertAlign w:val="baseline"/>
+      </w:rPr>
+    </w:lvl>
+  </w:abstractNum>
+  <w:num w:numId="1">
+    <w:abstractNumId w:val="1"/>
+  </w:num>
+  <w:num w:numId="2">
+    <w:abstractNumId w:val="0"/>
+  </w:num>
+</w:numbering>
 </file>
 
 <file path=word/styles.xml><?xml version="1.0" encoding="utf-8"?>
@@ -2273,6 +2432,9 @@
       </w14:textFill>
     </w:rPr>
   </w:style>
+  <w:style w:type="character" w:styleId="None A">
+    <w:name w:val="None A"/>
+  </w:style>
   <w:style w:type="character" w:styleId="Hyperlink.1">
     <w:name w:val="Hyperlink.1"/>
     <w:basedOn w:val="None"/>
@@ -2290,6 +2452,14 @@
         </w14:solidFill>
       </w14:textFill>
     </w:rPr>
+  </w:style>
+  <w:style w:type="numbering" w:styleId="Bullets">
+    <w:name w:val="Bullets"/>
+    <w:pPr>
+      <w:numPr>
+        <w:numId w:val="1"/>
+      </w:numPr>
+    </w:pPr>
   </w:style>
 </w:styles>
 </file>
